--- a/docs/RBAC_Scoped_Retrieval_Source_Types.docx
+++ b/docs/RBAC_Scoped_Retrieval_Source_Types.docx
@@ -2,6 +2,16 @@
 <file path=word/document.xml><?xml version="1.0" encoding="utf-8"?>
 <w:document xmlns:wpc="http://schemas.microsoft.com/office/word/2010/wordprocessingCanvas" xmlns:mo="http://schemas.microsoft.com/office/mac/office/2008/main" xmlns:mc="http://schemas.openxmlformats.org/markup-compatibility/2006" xmlns:mv="urn:schemas-microsoft-com:mac:vml" xmlns:o="urn:schemas-microsoft-com:office:office" xmlns:r="http://schemas.openxmlformats.org/officeDocument/2006/relationships" xmlns:m="http://schemas.openxmlformats.org/officeDocument/2006/math" xmlns:v="urn:schemas-microsoft-com:vml" xmlns:wp14="http://schemas.microsoft.com/office/word/2010/wordprocessingDrawing" xmlns:wp="http://schemas.openxmlformats.org/drawingml/2006/wordprocessingDrawing" xmlns:w10="urn:schemas-microsoft-com:office:word" xmlns:w="http://schemas.openxmlformats.org/wordprocessingml/2006/main" xmlns:w14="http://schemas.microsoft.com/office/word/2010/wordml" xmlns:wpg="http://schemas.microsoft.com/office/word/2010/wordprocessingGroup" xmlns:wpi="http://schemas.microsoft.com/office/word/2010/wordprocessingInk" xmlns:wne="http://schemas.microsoft.com/office/word/2006/wordml" xmlns:wps="http://schemas.microsoft.com/office/word/2010/wordprocessingShape" mc:Ignorable="w14 wp14">
   <w:body>
+    <w:p>
+      <w:ins w:id="17" w:author="CareConnect Doc Refresh" w:date="2026-09-01T19:12:01Z">
+        <w:r>
+          <w:rPr>
+            <w:i/>
+          </w:rPr>
+          <w:t xml:space="preserve">[Track Changes] Revisions by CareConnect Doc Refresh on 2026-09-01. Open Review tab → All Markup to see insertions/deletions.</w:t>
+        </w:r>
+      </w:ins>
+    </w:p>
     <w:p>
       <w:pPr>
         <w:pStyle w:val="Title"/>
@@ -29,6 +39,96 @@
         <w:t>Highlighted text (yellow) marks critical gaps, misalignments, and recommended changes.</w:t>
       </w:r>
     </w:p>
+    <w:ins w:id="1" w:author="CareConnect Doc Refresh" w:date="2026-09-01T19:12:01Z">
+      <w:p>
+        <w:r>
+          <w:rPr>
+            <w:highlight w:val="yellow"/>
+          </w:rPr>
+          <w:t>Codebase refresh: June 2026 (post PR #88 Bedrock/Claude, PR #89 participant handling)</w:t>
+        </w:r>
+      </w:p>
+    </w:ins>
+    <w:ins w:id="2" w:author="CareConnect Doc Refresh" w:date="2026-09-01T19:12:01Z">
+      <w:p>
+        <w:pPr>
+          <w:pStyle w:val="ListBullet"/>
+        </w:pPr>
+        <w:r>
+          <w:t>AI chat opt-in: careconnect.ai.enabled=false by default in application-dev.properties; AIChatController and Bedrock beans load only when CARECONNECT_AI_ENABLED=true.</w:t>
+        </w:r>
+      </w:p>
+    </w:ins>
+    <w:ins w:id="3" w:author="CareConnect Doc Refresh" w:date="2026-09-01T19:12:01Z">
+      <w:p>
+        <w:pPr>
+          <w:pStyle w:val="ListBullet"/>
+        </w:pPr>
+        <w:r>
+          <w:t>Primary AI provider is Bedrock (careconnect.ai.provider=bedrock) via AIServiceFactory → BedrockAIChatAdapter → BedrockAIChatService; DeepSeek chat path disabled (DefaultAIChatService throws).</w:t>
+        </w:r>
+      </w:p>
+    </w:ins>
+    <w:ins w:id="4" w:author="CareConnect Doc Refresh" w:date="2026-09-01T19:12:01Z">
+      <w:p>
+        <w:pPr>
+          <w:pStyle w:val="ListBullet"/>
+        </w:pPr>
+        <w:r>
+          <w:t>BedrockModelSupport adds approved Claude Sonnet 4/4.5/4.6 and Nova models with inference-profile routing.</w:t>
+        </w:r>
+      </w:p>
+    </w:ins>
+    <w:ins w:id="5" w:author="CareConnect Doc Refresh" w:date="2026-09-01T19:12:01Z">
+      <w:p>
+        <w:pPr>
+          <w:pStyle w:val="ListBullet"/>
+        </w:pPr>
+        <w:r>
+          <w:t>BedrockAIChatService sends user message only — MedicalContextService / PatientContextRetrievalService are not wired into the active Bedrock chat path (medical context injection gap).</w:t>
+        </w:r>
+      </w:p>
+    </w:ins>
+    <w:ins w:id="6" w:author="CareConnect Doc Refresh" w:date="2026-09-01T19:12:01Z">
+      <w:p>
+        <w:pPr>
+          <w:pStyle w:val="ListBullet"/>
+        </w:pPr>
+        <w:r>
+          <w:t>Voice form AI (symptom/allergy): careconnect.deepseek.enabled=false in dev disables AiSymptomController and AiAllergyController even though matchIfMissing=true.</w:t>
+        </w:r>
+      </w:p>
+    </w:ins>
+    <w:ins w:id="7" w:author="CareConnect Doc Refresh" w:date="2026-09-01T19:12:01Z">
+      <w:p>
+        <w:pPr>
+          <w:pStyle w:val="ListBullet"/>
+        </w:pPr>
+        <w:r>
+          <w:t>Video calls: frontend VideoCallService tracks participantUserIds and POSTs them on /end; CallController.mergeParticipantUserIds improves multi-party end detection; participant-left vs call-ended WS events.</w:t>
+        </w:r>
+      </w:p>
+    </w:ins>
+    <w:ins w:id="8" w:author="CareConnect Doc Refresh" w:date="2026-09-01T19:12:01Z">
+      <w:p>
+        <w:pPr>
+          <w:pStyle w:val="ListBullet"/>
+        </w:pPr>
+        <w:r>
+          <w:t>ChimeService caches attendee credentials per (callId, userId) for idempotent re-join (no duplicate externalUserId errors).</w:t>
+        </w:r>
+      </w:p>
+    </w:ins>
+    <w:ins w:id="9" w:author="CareConnect Doc Refresh" w:date="2026-09-01T19:12:01Z">
+      <w:p>
+        <w:pPr>
+          <w:pStyle w:val="ListBullet"/>
+        </w:pPr>
+        <w:r>
+          <w:t>Hybrid retrieval (retrieval_index_chunk, FTS, pgvector Ask AI gateway) still not implemented — gaps below remain open.</w:t>
+        </w:r>
+      </w:p>
+    </w:ins>
     <w:p/>
     <w:p>
       <w:pPr>
@@ -1309,13 +1409,52 @@
       </w:r>
     </w:p>
     <w:p>
-      <w:pPr>
-        <w:pStyle w:val="Heading2"/>
-      </w:pPr>
-      <w:r>
-        <w:t>5.6 No retrieval index or source-type model</w:t>
-      </w:r>
+      <w:del w:id="10" w:author="CareConnect Doc Refresh" w:date="2026-09-01T19:12:01Z">
+        <w:r>
+          <w:delText xml:space="preserve">5.6 No retrieval index or source-type model</w:delText>
+        </w:r>
+      </w:del>
     </w:p>
+    <w:ins w:id="11" w:author="CareConnect Doc Refresh" w:date="2026-09-01T19:12:01Z">
+      <w:p>
+        <w:pPr>
+          <w:pStyle w:val="Heading2"/>
+        </w:pPr>
+        <w:r>
+          <w:t>5.7 AI feature gating (careconnect.ai.enabled)</w:t>
+        </w:r>
+      </w:p>
+    </w:ins>
+    <w:ins w:id="12" w:author="CareConnect Doc Refresh" w:date="2026-09-01T19:12:01Z">
+      <w:p>
+        <w:r>
+          <w:rPr>
+            <w:highlight w:val="yellow"/>
+          </w:rPr>
+          <w:t>AIChatController and Bedrock beans load only when careconnect.ai.enabled=true. application-dev.properties sets this to false by default — the entire /v1/api/ai-chat API is absent in default local dev even for roles with USE_AI_FEATURES.</w:t>
+        </w:r>
+      </w:p>
+    </w:ins>
+    <w:ins w:id="13" w:author="CareConnect Doc Refresh" w:date="2026-09-01T19:12:01Z">
+      <w:p>
+        <w:r>
+          <w:rPr>
+            <w:highlight w:val="yellow"/>
+          </w:rPr>
+          <w:t>AiSymptomController and AiAllergyController are additionally gated by careconnect.deepseek.enabled (false in dev) — voice form extraction endpoints unavailable locally.</w:t>
+        </w:r>
+      </w:p>
+    </w:ins>
+    <w:ins w:id="14" w:author="CareConnect Doc Refresh" w:date="2026-09-01T19:12:01Z">
+      <w:p>
+        <w:pPr>
+          <w:pStyle w:val="Heading2"/>
+        </w:pPr>
+        <w:r>
+          <w:t>5.8 No retrieval index or source-type model</w:t>
+        </w:r>
+      </w:p>
+    </w:ins>
     <w:p>
       <w:r>
         <w:rPr>
@@ -2315,304 +2454,355 @@
         <w:t>10. Current vs Target Summary</w:t>
       </w:r>
     </w:p>
-    <w:tbl>
-      <w:tblPr>
-        <w:tblStyle w:val="TableGrid"/>
-        <w:tblW w:type="auto" w:w="0"/>
-        <w:tblLook w:firstColumn="1" w:firstRow="1" w:lastColumn="0" w:lastRow="0" w:noHBand="0" w:noVBand="1" w:val="04A0"/>
-      </w:tblPr>
-      <w:tblGrid>
-        <w:gridCol w:w="2880"/>
-        <w:gridCol w:w="2880"/>
-        <w:gridCol w:w="2880"/>
-      </w:tblGrid>
-      <w:tr>
-        <w:tc>
-          <w:tcPr>
-            <w:tcW w:type="dxa" w:w="2880"/>
-          </w:tcPr>
-          <w:p>
-            <w:r>
-              <w:rPr>
-                <w:b/>
-              </w:rPr>
-              <w:t>Area</w:t>
-            </w:r>
-          </w:p>
-        </w:tc>
-        <w:tc>
-          <w:tcPr>
-            <w:tcW w:type="dxa" w:w="2880"/>
-          </w:tcPr>
-          <w:p>
-            <w:r>
-              <w:rPr>
-                <w:b/>
-              </w:rPr>
-              <w:t>Current codebase</w:t>
-            </w:r>
-          </w:p>
-        </w:tc>
-        <w:tc>
-          <w:tcPr>
-            <w:tcW w:type="dxa" w:w="2880"/>
-          </w:tcPr>
-          <w:p>
-            <w:r>
-              <w:rPr>
-                <w:b/>
-              </w:rPr>
-              <w:t>Target (Milestone 3)</w:t>
-            </w:r>
-          </w:p>
-        </w:tc>
-      </w:tr>
-      <w:tr>
-        <w:tc>
-          <w:tcPr>
-            <w:tcW w:type="dxa" w:w="2880"/>
-          </w:tcPr>
-          <w:p>
-            <w:r>
-              <w:t>Source type enum</w:t>
-            </w:r>
-          </w:p>
-        </w:tc>
-        <w:tc>
-          <w:tcPr>
-            <w:tcW w:type="dxa" w:w="2880"/>
-          </w:tcPr>
-          <w:p>
-            <w:r>
-              <w:rPr>
-                <w:highlight w:val="yellow"/>
-              </w:rPr>
-              <w:t>None</w:t>
-            </w:r>
-          </w:p>
-        </w:tc>
-        <w:tc>
-          <w:tcPr>
-            <w:tcW w:type="dxa" w:w="2880"/>
-          </w:tcPr>
-          <w:p>
-            <w:r>
-              <w:t>RetrievalSourceType catalog</w:t>
-            </w:r>
-          </w:p>
-        </w:tc>
-      </w:tr>
-      <w:tr>
-        <w:tc>
-          <w:tcPr>
-            <w:tcW w:type="dxa" w:w="2880"/>
-          </w:tcPr>
-          <w:p>
-            <w:r>
-              <w:t>RBAC at retrieval</w:t>
-            </w:r>
-          </w:p>
-        </w:tc>
-        <w:tc>
-          <w:tcPr>
-            <w:tcW w:type="dxa" w:w="2880"/>
-          </w:tcPr>
-          <w:p>
-            <w:r>
-              <w:rPr>
-                <w:highlight w:val="yellow"/>
-              </w:rPr>
-              <w:t>Per-controller, inconsistent</w:t>
-            </w:r>
-          </w:p>
-        </w:tc>
-        <w:tc>
-          <w:tcPr>
-            <w:tcW w:type="dxa" w:w="2880"/>
-          </w:tcPr>
-          <w:p>
-            <w:r>
-              <w:t>RetrievalScopeService</w:t>
-            </w:r>
-          </w:p>
-        </w:tc>
-      </w:tr>
-      <w:tr>
-        <w:tc>
-          <w:tcPr>
-            <w:tcW w:type="dxa" w:w="2880"/>
-          </w:tcPr>
-          <w:p>
-            <w:r>
-              <w:t>Patient scope</w:t>
-            </w:r>
-          </w:p>
-        </w:tc>
-        <w:tc>
-          <w:tcPr>
-            <w:tcW w:type="dxa" w:w="2880"/>
-          </w:tcPr>
-          <w:p>
-            <w:r>
-              <w:rPr>
-                <w:highlight w:val="yellow"/>
-              </w:rPr>
-              <w:t>Links exist; calls use participants</w:t>
-            </w:r>
-          </w:p>
-        </w:tc>
-        <w:tc>
-          <w:tcPr>
-            <w:tcW w:type="dxa" w:w="2880"/>
-          </w:tcPr>
-          <w:p>
-            <w:r>
-              <w:t>patient_id on all index rows</w:t>
-            </w:r>
-          </w:p>
-        </w:tc>
-      </w:tr>
-      <w:tr>
-        <w:tc>
-          <w:tcPr>
-            <w:tcW w:type="dxa" w:w="2880"/>
-          </w:tcPr>
-          <w:p>
-            <w:r>
-              <w:t>Patient Ask AI permission</w:t>
-            </w:r>
-          </w:p>
-        </w:tc>
-        <w:tc>
-          <w:tcPr>
-            <w:tcW w:type="dxa" w:w="2880"/>
-          </w:tcPr>
-          <w:p>
-            <w:r>
-              <w:rPr>
-                <w:highlight w:val="yellow"/>
-              </w:rPr>
-              <w:t>Missing USE_AI_FEATURES</w:t>
-            </w:r>
-          </w:p>
-        </w:tc>
-        <w:tc>
-          <w:tcPr>
-            <w:tcW w:type="dxa" w:w="2880"/>
-          </w:tcPr>
-          <w:p>
-            <w:r>
-              <w:t>Add for PATIENT</w:t>
-            </w:r>
-          </w:p>
-        </w:tc>
-      </w:tr>
-      <w:tr>
-        <w:tc>
-          <w:tcPr>
-            <w:tcW w:type="dxa" w:w="2880"/>
-          </w:tcPr>
-          <w:p>
-            <w:r>
-              <w:t>Consent / visibility</w:t>
-            </w:r>
-          </w:p>
-        </w:tc>
-        <w:tc>
-          <w:tcPr>
-            <w:tcW w:type="dxa" w:w="2880"/>
-          </w:tcPr>
-          <w:p>
-            <w:r>
-              <w:rPr>
-                <w:highlight w:val="yellow"/>
-              </w:rPr>
-              <w:t>Sample JSON only</w:t>
-            </w:r>
-          </w:p>
-        </w:tc>
-        <w:tc>
-          <w:tcPr>
-            <w:tcW w:type="dxa" w:w="2880"/>
-          </w:tcPr>
-          <w:p>
-            <w:r>
-              <w:t>Enforce on index + query</w:t>
-            </w:r>
-          </w:p>
-        </w:tc>
-      </w:tr>
-      <w:tr>
-        <w:tc>
-          <w:tcPr>
-            <w:tcW w:type="dxa" w:w="2880"/>
-          </w:tcPr>
-          <w:p>
-            <w:r>
-              <w:t>Index table</w:t>
-            </w:r>
-          </w:p>
-        </w:tc>
-        <w:tc>
-          <w:tcPr>
-            <w:tcW w:type="dxa" w:w="2880"/>
-          </w:tcPr>
-          <w:p>
-            <w:r>
-              <w:rPr>
-                <w:highlight w:val="yellow"/>
-              </w:rPr>
-              <w:t>Not present</w:t>
-            </w:r>
-          </w:p>
-        </w:tc>
-        <w:tc>
-          <w:tcPr>
-            <w:tcW w:type="dxa" w:w="2880"/>
-          </w:tcPr>
-          <w:p>
-            <w:r>
-              <w:t>retrieval_index_chunk + FTS + pgvector</w:t>
-            </w:r>
-          </w:p>
-        </w:tc>
-      </w:tr>
-      <w:tr>
-        <w:tc>
-          <w:tcPr>
-            <w:tcW w:type="dxa" w:w="2880"/>
-          </w:tcPr>
-          <w:p>
-            <w:r>
-              <w:t>Hybrid search</w:t>
-            </w:r>
-          </w:p>
-        </w:tc>
-        <w:tc>
-          <w:tcPr>
-            <w:tcW w:type="dxa" w:w="2880"/>
-          </w:tcPr>
-          <w:p>
-            <w:r>
-              <w:rPr>
-                <w:highlight w:val="yellow"/>
-              </w:rPr>
-              <w:t>In-memory stub</w:t>
-            </w:r>
-          </w:p>
-        </w:tc>
-        <w:tc>
-          <w:tcPr>
-            <w:tcW w:type="dxa" w:w="2880"/>
-          </w:tcPr>
-          <w:p>
-            <w:r>
-              <w:t>PostgreSQL hybrid with scope WHERE</w:t>
-            </w:r>
-          </w:p>
-        </w:tc>
-      </w:tr>
-    </w:tbl>
+    <w:p>
+      <w:del w:id="15" w:author="CareConnect Doc Refresh" w:date="2026-09-01T19:12:01Z">
+        <w:r>
+          <w:delText xml:space="preserve">Area || Current codebase || Target (Milestone 3)
+Source type enum || None || RetrievalSourceType catalog
+RBAC at retrieval || Per-controller, inconsistent || RetrievalScopeService
+Patient scope || Links exist; calls use participants || patient_id on all index rows
+Patient Ask AI permission || Missing USE_AI_FEATURES || Add for PATIENT
+Consent / visibility || Sample JSON only || Enforce on index + query
+Index table || Not present || retrieval_index_chunk + FTS + pgvector
+Hybrid search || In-memory stub || PostgreSQL hybrid with scope WHERE</w:delText>
+        </w:r>
+      </w:del>
+    </w:p>
+    <w:ins w:id="16" w:author="CareConnect Doc Refresh" w:date="2026-09-01T19:12:01Z">
+      <w:tbl>
+        <w:tblPr>
+          <w:tblStyle w:val="TableGrid"/>
+          <w:tblW w:type="auto" w:w="0"/>
+          <w:tblLook w:firstColumn="1" w:firstRow="1" w:lastColumn="0" w:lastRow="0" w:noHBand="0" w:noVBand="1" w:val="04A0"/>
+        </w:tblPr>
+        <w:tblGrid>
+          <w:gridCol w:w="2880"/>
+          <w:gridCol w:w="2880"/>
+          <w:gridCol w:w="2880"/>
+        </w:tblGrid>
+        <w:tr>
+          <w:tc>
+            <w:tcPr>
+              <w:tcW w:type="dxa" w:w="2880"/>
+            </w:tcPr>
+            <w:p>
+              <w:r>
+                <w:rPr>
+                  <w:b/>
+                </w:rPr>
+                <w:t>Area</w:t>
+              </w:r>
+            </w:p>
+          </w:tc>
+          <w:tc>
+            <w:tcPr>
+              <w:tcW w:type="dxa" w:w="2880"/>
+            </w:tcPr>
+            <w:p>
+              <w:r>
+                <w:rPr>
+                  <w:b/>
+                </w:rPr>
+                <w:t>Current codebase</w:t>
+              </w:r>
+            </w:p>
+          </w:tc>
+          <w:tc>
+            <w:tcPr>
+              <w:tcW w:type="dxa" w:w="2880"/>
+            </w:tcPr>
+            <w:p>
+              <w:r>
+                <w:rPr>
+                  <w:b/>
+                </w:rPr>
+                <w:t>Target (Milestone 3)</w:t>
+              </w:r>
+            </w:p>
+          </w:tc>
+        </w:tr>
+        <w:tr>
+          <w:tc>
+            <w:tcPr>
+              <w:tcW w:type="dxa" w:w="2880"/>
+            </w:tcPr>
+            <w:p>
+              <w:r>
+                <w:t>Source type enum</w:t>
+              </w:r>
+            </w:p>
+          </w:tc>
+          <w:tc>
+            <w:tcPr>
+              <w:tcW w:type="dxa" w:w="2880"/>
+            </w:tcPr>
+            <w:p>
+              <w:r>
+                <w:rPr>
+                  <w:highlight w:val="yellow"/>
+                </w:rPr>
+                <w:t>None</w:t>
+              </w:r>
+            </w:p>
+          </w:tc>
+          <w:tc>
+            <w:tcPr>
+              <w:tcW w:type="dxa" w:w="2880"/>
+            </w:tcPr>
+            <w:p>
+              <w:r>
+                <w:t>RetrievalSourceType catalog</w:t>
+              </w:r>
+            </w:p>
+          </w:tc>
+        </w:tr>
+        <w:tr>
+          <w:tc>
+            <w:tcPr>
+              <w:tcW w:type="dxa" w:w="2880"/>
+            </w:tcPr>
+            <w:p>
+              <w:r>
+                <w:t>RBAC at retrieval</w:t>
+              </w:r>
+            </w:p>
+          </w:tc>
+          <w:tc>
+            <w:tcPr>
+              <w:tcW w:type="dxa" w:w="2880"/>
+            </w:tcPr>
+            <w:p>
+              <w:r>
+                <w:rPr>
+                  <w:highlight w:val="yellow"/>
+                </w:rPr>
+                <w:t>Per-controller, inconsistent</w:t>
+              </w:r>
+            </w:p>
+          </w:tc>
+          <w:tc>
+            <w:tcPr>
+              <w:tcW w:type="dxa" w:w="2880"/>
+            </w:tcPr>
+            <w:p>
+              <w:r>
+                <w:t>RetrievalScopeService</w:t>
+              </w:r>
+            </w:p>
+          </w:tc>
+        </w:tr>
+        <w:tr>
+          <w:tc>
+            <w:tcPr>
+              <w:tcW w:type="dxa" w:w="2880"/>
+            </w:tcPr>
+            <w:p>
+              <w:r>
+                <w:t>Patient scope</w:t>
+              </w:r>
+            </w:p>
+          </w:tc>
+          <w:tc>
+            <w:tcPr>
+              <w:tcW w:type="dxa" w:w="2880"/>
+            </w:tcPr>
+            <w:p>
+              <w:r>
+                <w:rPr>
+                  <w:highlight w:val="yellow"/>
+                </w:rPr>
+                <w:t>Links exist; calls use participants</w:t>
+              </w:r>
+            </w:p>
+          </w:tc>
+          <w:tc>
+            <w:tcPr>
+              <w:tcW w:type="dxa" w:w="2880"/>
+            </w:tcPr>
+            <w:p>
+              <w:r>
+                <w:t>patient_id on all index rows</w:t>
+              </w:r>
+            </w:p>
+          </w:tc>
+        </w:tr>
+        <w:tr>
+          <w:tc>
+            <w:tcPr>
+              <w:tcW w:type="dxa" w:w="2880"/>
+            </w:tcPr>
+            <w:p>
+              <w:r>
+                <w:t>Patient Ask AI permission</w:t>
+              </w:r>
+            </w:p>
+          </w:tc>
+          <w:tc>
+            <w:tcPr>
+              <w:tcW w:type="dxa" w:w="2880"/>
+            </w:tcPr>
+            <w:p>
+              <w:r>
+                <w:rPr>
+                  <w:highlight w:val="yellow"/>
+                </w:rPr>
+                <w:t>Missing USE_AI_FEATURES</w:t>
+              </w:r>
+            </w:p>
+          </w:tc>
+          <w:tc>
+            <w:tcPr>
+              <w:tcW w:type="dxa" w:w="2880"/>
+            </w:tcPr>
+            <w:p>
+              <w:r>
+                <w:t>Add for PATIENT</w:t>
+              </w:r>
+            </w:p>
+          </w:tc>
+        </w:tr>
+        <w:tr>
+          <w:tc>
+            <w:tcPr>
+              <w:tcW w:type="dxa" w:w="2880"/>
+            </w:tcPr>
+            <w:p>
+              <w:r>
+                <w:t>Consent / visibility</w:t>
+              </w:r>
+            </w:p>
+          </w:tc>
+          <w:tc>
+            <w:tcPr>
+              <w:tcW w:type="dxa" w:w="2880"/>
+            </w:tcPr>
+            <w:p>
+              <w:r>
+                <w:rPr>
+                  <w:highlight w:val="yellow"/>
+                </w:rPr>
+                <w:t>Sample JSON only</w:t>
+              </w:r>
+            </w:p>
+          </w:tc>
+          <w:tc>
+            <w:tcPr>
+              <w:tcW w:type="dxa" w:w="2880"/>
+            </w:tcPr>
+            <w:p>
+              <w:r>
+                <w:t>Enforce on index + query</w:t>
+              </w:r>
+            </w:p>
+          </w:tc>
+        </w:tr>
+        <w:tr>
+          <w:tc>
+            <w:tcPr>
+              <w:tcW w:type="dxa" w:w="2880"/>
+            </w:tcPr>
+            <w:p>
+              <w:r>
+                <w:t>Index table</w:t>
+              </w:r>
+            </w:p>
+          </w:tc>
+          <w:tc>
+            <w:tcPr>
+              <w:tcW w:type="dxa" w:w="2880"/>
+            </w:tcPr>
+            <w:p>
+              <w:r>
+                <w:rPr>
+                  <w:highlight w:val="yellow"/>
+                </w:rPr>
+                <w:t>Not present</w:t>
+              </w:r>
+            </w:p>
+          </w:tc>
+          <w:tc>
+            <w:tcPr>
+              <w:tcW w:type="dxa" w:w="2880"/>
+            </w:tcPr>
+            <w:p>
+              <w:r>
+                <w:t>retrieval_index_chunk + FTS + pgvector</w:t>
+              </w:r>
+            </w:p>
+          </w:tc>
+        </w:tr>
+        <w:tr>
+          <w:tc>
+            <w:tcPr>
+              <w:tcW w:type="dxa" w:w="2880"/>
+            </w:tcPr>
+            <w:p>
+              <w:r>
+                <w:t>Hybrid search</w:t>
+              </w:r>
+            </w:p>
+          </w:tc>
+          <w:tc>
+            <w:tcPr>
+              <w:tcW w:type="dxa" w:w="2880"/>
+            </w:tcPr>
+            <w:p>
+              <w:r>
+                <w:rPr>
+                  <w:highlight w:val="yellow"/>
+                </w:rPr>
+                <w:t>In-memory stub</w:t>
+              </w:r>
+            </w:p>
+          </w:tc>
+          <w:tc>
+            <w:tcPr>
+              <w:tcW w:type="dxa" w:w="2880"/>
+            </w:tcPr>
+            <w:p>
+              <w:r>
+                <w:t>PostgreSQL hybrid with scope WHERE</w:t>
+              </w:r>
+            </w:p>
+          </w:tc>
+        </w:tr>
+        <w:tr>
+          <w:tc>
+            <w:tcPr>
+              <w:tcW w:type="dxa" w:w="2880"/>
+            </w:tcPr>
+            <w:p>
+              <w:r>
+                <w:t>AI chat API</w:t>
+              </w:r>
+            </w:p>
+          </w:tc>
+          <w:tc>
+            <w:tcPr>
+              <w:tcW w:type="dxa" w:w="2880"/>
+            </w:tcPr>
+            <w:p>
+              <w:r>
+                <w:rPr>
+                  <w:highlight w:val="yellow"/>
+                </w:rPr>
+                <w:t>Absent unless careconnect.ai.enabled=true</w:t>
+              </w:r>
+            </w:p>
+          </w:tc>
+          <w:tc>
+            <w:tcPr>
+              <w:tcW w:type="dxa" w:w="2880"/>
+            </w:tcPr>
+            <w:p>
+              <w:r>
+                <w:t>Always available to permitted roles when AI on</w:t>
+              </w:r>
+            </w:p>
+          </w:tc>
+        </w:tr>
+      </w:tbl>
+    </w:ins>
     <w:p>
       <w:pPr>
         <w:pStyle w:val="Heading1"/>
@@ -2722,12 +2912,6 @@
         <w:t>backend/core/src/main/java/com/careconnect/controller/USPSController.java</w:t>
       </w:r>
     </w:p>
-    <w:sectPr>
-      <w:pgSz w:w="12240" w:h="15840"/>
-      <w:pgMar w:top="1440" w:right="1800" w:bottom="1440" w:left="1800" w:header="720" w:footer="720" w:gutter="0"/>
-      <w:cols w:space="720"/>
-      <w:docGrid w:linePitch="360"/>
-    </w:sectPr>
   </w:body>
 </w:document>
 </file>
